--- a/裁判与实时比分-需求整理.docx
+++ b/裁判与实时比分-需求整理.docx
@@ -14,7 +14,7 @@
           <w:color w:val="595959"/>
           <w:sz w:val="26"/>
         </w:rPr>
-        <w:t>中央民族大学匹克球俱乐部小程序</w:t>
+        <w:t>中央民族大学石榴籽体育管理小程序</w:t>
       </w:r>
     </w:p>
     <w:p>
@@ -133,6 +133,51 @@
     </w:p>
     <w:p>
       <w:pPr>
+        <w:spacing w:before="0" w:after="0" w:line="288" w:lineRule="auto"/>
+        <w:ind w:left="227"/>
+        <w:pBdr>
+          <w:left w:val="single" w:space="6" w:sz="18" w:color="1F4E79"/>
+        </w:pBdr>
+      </w:pPr>
+      <w:r>
+        <w:rPr>
+          <w:rFonts w:ascii="Times New Roman" w:hAnsi="Times New Roman" w:eastAsia="宋体"/>
+          <w:b w:val="0"/>
+          <w:color w:val="595959"/>
+          <w:sz w:val="20"/>
+        </w:rPr>
+        <w:t>§一～§九 是拍板时的原始方案，除「尚未改动任何代码」一句外未作改写；与最终实现有出入的地方（学院赛小场实时比分的首屏读法、</w:t>
+      </w:r>
+      <w:r>
+        <w:rPr>
+          <w:rFonts w:ascii="Times New Roman" w:hAnsi="Times New Roman" w:eastAsia="宋体"/>
+          <w:b/>
+          <w:color w:val="595959"/>
+          <w:sz w:val="20"/>
+        </w:rPr>
+        <w:t>撤销权收归管理员</w:t>
+      </w:r>
+      <w:r>
+        <w:rPr>
+          <w:rFonts w:ascii="Times New Roman" w:hAnsi="Times New Roman" w:eastAsia="宋体"/>
+          <w:b w:val="0"/>
+          <w:color w:val="595959"/>
+          <w:sz w:val="20"/>
+        </w:rPr>
+        <w:t>）在 §十 单列。</w:t>
+      </w:r>
+    </w:p>
+    <w:p>
+      <w:pPr>
+        <w:spacing w:before="0" w:after="0" w:line="288" w:lineRule="auto"/>
+        <w:ind w:left="227"/>
+        <w:pBdr>
+          <w:left w:val="single" w:space="6" w:sz="18" w:color="1F4E79"/>
+        </w:pBdr>
+      </w:pPr>
+    </w:p>
+    <w:p>
+      <w:pPr>
         <w:spacing w:before="0" w:after="120" w:line="288" w:lineRule="auto"/>
         <w:ind w:left="227"/>
         <w:pBdr>
@@ -142,11 +187,56 @@
       <w:r>
         <w:rPr>
           <w:rFonts w:ascii="Times New Roman" w:hAnsi="Times New Roman" w:eastAsia="宋体"/>
-          <w:b w:val="0"/>
+          <w:b/>
           <w:color w:val="595959"/>
           <w:sz w:val="20"/>
         </w:rPr>
-        <w:t>§一～§九 是拍板时的原始方案，除「尚未改动任何代码」一句外未作改写；与最终实现有出入的地方（如学院赛小场实时比分的首屏读法）在 §十 单列。</w:t>
+        <w:t>修订（后续）：</w:t>
+      </w:r>
+      <w:r>
+        <w:rPr>
+          <w:rFonts w:ascii="Times New Roman" w:hAnsi="Times New Roman" w:eastAsia="宋体"/>
+          <w:b w:val="0"/>
+          <w:color w:val="595959"/>
+          <w:sz w:val="20"/>
+        </w:rPr>
+        <w:t xml:space="preserve"> §5.2 第 6 条与 §6.1 末的「撤销权跟随录入者」</w:t>
+      </w:r>
+      <w:r>
+        <w:rPr>
+          <w:rFonts w:ascii="Times New Roman" w:hAnsi="Times New Roman" w:eastAsia="宋体"/>
+          <w:b/>
+          <w:color w:val="595959"/>
+          <w:sz w:val="20"/>
+        </w:rPr>
+        <w:t>已推翻</w:t>
+      </w:r>
+      <w:r>
+        <w:rPr>
+          <w:rFonts w:ascii="Times New Roman" w:hAnsi="Times New Roman" w:eastAsia="宋体"/>
+          <w:b w:val="0"/>
+          <w:color w:val="595959"/>
+          <w:sz w:val="20"/>
+        </w:rPr>
+        <w:t xml:space="preserve">——撤销权收归管理员，录入者本人（含担任裁判的录入者）不再能撤销已生效的比赛。理由与影响面见 </w:t>
+      </w:r>
+      <w:r>
+        <w:rPr>
+          <w:rFonts w:ascii="Times New Roman" w:hAnsi="Times New Roman" w:eastAsia="宋体"/>
+          <w:b/>
+          <w:color w:val="595959"/>
+          <w:sz w:val="20"/>
+        </w:rPr>
+        <w:t>§10.3 第二处</w:t>
+      </w:r>
+      <w:r>
+        <w:rPr>
+          <w:rFonts w:ascii="Times New Roman" w:hAnsi="Times New Roman" w:eastAsia="宋体"/>
+          <w:b w:val="0"/>
+          <w:color w:val="595959"/>
+          <w:sz w:val="20"/>
+        </w:rPr>
+        <w:t>。这两处在正文已就地标注。</w:t>
       </w:r>
     </w:p>
     <w:p>
@@ -6226,7 +6316,7 @@
           <w:b w:val="0"/>
           <w:sz w:val="21"/>
         </w:rPr>
-        <w:t xml:space="preserve">6. </w:t>
+        <w:t>6. ~~</w:t>
       </w:r>
       <w:r>
         <w:rPr>
@@ -6259,7 +6349,23 @@
           <w:b w:val="0"/>
           <w:sz w:val="21"/>
         </w:rPr>
-        <w:t xml:space="preserve"> 维持「管理员 + 录入者」不变。指定裁判后录入者即裁判，裁定权自然收敛到裁判手上，无需另加规则。</w:t>
+        <w:t xml:space="preserve"> 维持「管理员 + 录入者」不变。指定裁判后录入者即裁判，裁定权自然收敛到裁判手上，无需另加规则。~~ </w:t>
+      </w:r>
+      <w:r>
+        <w:rPr>
+          <w:rFonts w:ascii="Times New Roman" w:hAnsi="Times New Roman" w:eastAsia="宋体"/>
+          <w:b/>
+          <w:sz w:val="21"/>
+        </w:rPr>
+        <w:t>已推翻（后续修订）</w:t>
+      </w:r>
+      <w:r>
+        <w:rPr>
+          <w:rFonts w:ascii="Times New Roman" w:hAnsi="Times New Roman" w:eastAsia="宋体"/>
+          <w:b w:val="0"/>
+          <w:sz w:val="21"/>
+        </w:rPr>
+        <w:t>：撤销权收归管理员，录入者（含担任裁判的录入者）一并收回。理由与影响见 §10.3。</w:t>
       </w:r>
     </w:p>
     <w:p>
@@ -6966,7 +7072,7 @@
           <w:b w:val="0"/>
           <w:sz w:val="21"/>
         </w:rPr>
-        <w:t>（没比分不能确认）不变。</w:t>
+        <w:t>（没比分不能确认）不变。~~</w:t>
       </w:r>
       <w:r>
         <w:rPr>
@@ -6983,7 +7089,40 @@
           <w:b w:val="0"/>
           <w:sz w:val="21"/>
         </w:rPr>
-        <w:t xml:space="preserve"> 也不变——裁判录入后就是录入者，本就握有撤销权。</w:t>
+        <w:t xml:space="preserve"> 也不变——裁判录入后就是录入者，本就握有撤销权。~~ </w:t>
+      </w:r>
+      <w:r>
+        <w:rPr>
+          <w:rFonts w:ascii="Times New Roman" w:hAnsi="Times New Roman" w:eastAsia="宋体"/>
+          <w:b/>
+          <w:sz w:val="21"/>
+        </w:rPr>
+        <w:t>已推翻（后续修订）</w:t>
+      </w:r>
+      <w:r>
+        <w:rPr>
+          <w:rFonts w:ascii="Times New Roman" w:hAnsi="Times New Roman" w:eastAsia="宋体"/>
+          <w:b w:val="0"/>
+          <w:sz w:val="21"/>
+        </w:rPr>
+        <w:t>：</w:t>
+      </w:r>
+      <w:r>
+        <w:rPr>
+          <w:rFonts w:ascii="Consolas" w:hAnsi="Consolas" w:eastAsia="宋体"/>
+          <w:b w:val="0"/>
+          <w:color w:val="A31D1D"/>
+          <w:sz w:val="20"/>
+        </w:rPr>
+        <w:t>canRevoke</w:t>
+      </w:r>
+      <w:r>
+        <w:rPr>
+          <w:rFonts w:ascii="Times New Roman" w:hAnsi="Times New Roman" w:eastAsia="宋体"/>
+          <w:b w:val="0"/>
+          <w:sz w:val="21"/>
+        </w:rPr>
+        <w:t xml:space="preserve"> 改为只认管理员，录入者与裁判都不再能撤；裁判闸不再参与这条判定。见 §10.3。</w:t>
       </w:r>
     </w:p>
     <w:p>
@@ -13029,7 +13168,7 @@
           <w:color w:val="1F4E79"/>
           <w:sz w:val="23"/>
         </w:rPr>
-        <w:t>10.3 与原始方案的出入（仅一处）</w:t>
+        <w:t>10.3 与原始方案的出入（两处）</w:t>
       </w:r>
     </w:p>
     <w:p>
@@ -13042,7 +13181,7 @@
           <w:b/>
           <w:sz w:val="21"/>
         </w:rPr>
-        <w:t>学院赛小场首屏实时比分改走批量读。</w:t>
+        <w:t>一、学院赛小场首屏实时比分改走批量读。</w:t>
       </w:r>
       <w:r>
         <w:rPr>
@@ -13212,10 +13351,50 @@
       <w:r>
         <w:rPr>
           <w:rFonts w:ascii="Times New Roman" w:hAnsi="Times New Roman" w:eastAsia="宋体"/>
-          <w:b w:val="0"/>
-          <w:sz w:val="21"/>
-        </w:rPr>
-        <w:t xml:space="preserve">其余口径与方案一致，含：每球写不触发 </w:t>
+          <w:b/>
+          <w:sz w:val="21"/>
+        </w:rPr>
+        <w:t>二、撤销权收归管理员（2026-09-14 修订，推翻 §5.2 第 6 条与 §6.1 末）。</w:t>
+      </w:r>
+      <w:r>
+        <w:rPr>
+          <w:rFonts w:ascii="Times New Roman" w:hAnsi="Times New Roman" w:eastAsia="宋体"/>
+          <w:b w:val="0"/>
+          <w:sz w:val="21"/>
+        </w:rPr>
+        <w:t xml:space="preserve"> 原口径是「管理员 + 录入者」，理由是「谁录的谁最清楚录错了」。但这个理由把</w:t>
+      </w:r>
+      <w:r>
+        <w:rPr>
+          <w:rFonts w:ascii="Times New Roman" w:hAnsi="Times New Roman" w:eastAsia="宋体"/>
+          <w:b/>
+          <w:sz w:val="21"/>
+        </w:rPr>
+        <w:t>录入者</w:t>
+      </w:r>
+      <w:r>
+        <w:rPr>
+          <w:rFonts w:ascii="Times New Roman" w:hAnsi="Times New Roman" w:eastAsia="宋体"/>
+          <w:b w:val="0"/>
+          <w:sz w:val="21"/>
+        </w:rPr>
+        <w:t>当成了可信第三方，而录入者根本不是第三方：他是录分时</w:t>
+      </w:r>
+      <w:r>
+        <w:rPr>
+          <w:rFonts w:ascii="Times New Roman" w:hAnsi="Times New Roman" w:eastAsia="宋体"/>
+          <w:b/>
+          <w:sz w:val="21"/>
+        </w:rPr>
+        <w:t>自己选的</w:t>
+      </w:r>
+      <w:r>
+        <w:rPr>
+          <w:rFonts w:ascii="Times New Roman" w:hAnsi="Times New Roman" w:eastAsia="宋体"/>
+          <w:b w:val="0"/>
+          <w:sz w:val="21"/>
+        </w:rPr>
+        <w:t>（</w:t>
       </w:r>
       <w:r>
         <w:rPr>
@@ -13224,15 +13403,15 @@
           <w:color w:val="A31D1D"/>
           <w:sz w:val="20"/>
         </w:rPr>
-        <w:t>bumpSeason</w:t>
-      </w:r>
-      <w:r>
-        <w:rPr>
-          <w:rFonts w:ascii="Times New Roman" w:hAnsi="Times New Roman" w:eastAsia="宋体"/>
-          <w:b w:val="0"/>
-          <w:sz w:val="21"/>
-        </w:rPr>
-        <w:t xml:space="preserve">（只有定稿才走 </w:t>
+        <w:t>buildMatchRecord</w:t>
+      </w:r>
+      <w:r>
+        <w:rPr>
+          <w:rFonts w:ascii="Times New Roman" w:hAnsi="Times New Roman" w:eastAsia="宋体"/>
+          <w:b w:val="0"/>
+          <w:sz w:val="21"/>
+        </w:rPr>
+        <w:t xml:space="preserve"> 里 </w:t>
       </w:r>
       <w:r>
         <w:rPr>
@@ -13241,66 +13420,15 @@
           <w:color w:val="A31D1D"/>
           <w:sz w:val="20"/>
         </w:rPr>
-        <w:t>submitMatch → confirmMatch</w:t>
-      </w:r>
-      <w:r>
-        <w:rPr>
-          <w:rFonts w:ascii="Times New Roman" w:hAnsi="Times New Roman" w:eastAsia="宋体"/>
-          <w:b w:val="0"/>
-          <w:sz w:val="21"/>
-        </w:rPr>
-        <w:t>）、</w:t>
-      </w:r>
-      <w:r>
-        <w:rPr>
-          <w:rFonts w:ascii="Consolas" w:hAnsi="Consolas" w:eastAsia="宋体"/>
-          <w:b w:val="0"/>
-          <w:color w:val="A31D1D"/>
-          <w:sz w:val="20"/>
-        </w:rPr>
-        <w:t>setInterval</w:t>
-      </w:r>
-      <w:r>
-        <w:rPr>
-          <w:rFonts w:ascii="Times New Roman" w:hAnsi="Times New Roman" w:eastAsia="宋体"/>
-          <w:b w:val="0"/>
-          <w:sz w:val="21"/>
-        </w:rPr>
-        <w:t xml:space="preserve"> 只在 </w:t>
-      </w:r>
-      <w:r>
-        <w:rPr>
-          <w:rFonts w:ascii="Consolas" w:hAnsi="Consolas" w:eastAsia="宋体"/>
-          <w:b w:val="0"/>
-          <w:color w:val="A31D1D"/>
-          <w:sz w:val="20"/>
-        </w:rPr>
-        <w:t>live-watch.js</w:t>
-      </w:r>
-      <w:r>
-        <w:rPr>
-          <w:rFonts w:ascii="Times New Roman" w:hAnsi="Times New Roman" w:eastAsia="宋体"/>
-          <w:b w:val="0"/>
-          <w:sz w:val="21"/>
-        </w:rPr>
-        <w:t xml:space="preserve">、横屏只写在 </w:t>
-      </w:r>
-      <w:r>
-        <w:rPr>
-          <w:rFonts w:ascii="Consolas" w:hAnsi="Consolas" w:eastAsia="宋体"/>
-          <w:b w:val="0"/>
-          <w:color w:val="A31D1D"/>
-          <w:sz w:val="20"/>
-        </w:rPr>
-        <w:t>pages/live-score/live-score.json</w:t>
-      </w:r>
-      <w:r>
-        <w:rPr>
-          <w:rFonts w:ascii="Times New Roman" w:hAnsi="Times New Roman" w:eastAsia="宋体"/>
-          <w:b w:val="0"/>
-          <w:sz w:val="21"/>
-        </w:rPr>
-        <w:t>、Q5 裁判兼参赛在界面上给「兼参赛」提示。计分台页面侧另定了一条方案未写的交互口径：</w:t>
+        <w:t>recorder</w:t>
+      </w:r>
+      <w:r>
+        <w:rPr>
+          <w:rFonts w:ascii="Times New Roman" w:hAnsi="Times New Roman" w:eastAsia="宋体"/>
+          <w:b w:val="0"/>
+          <w:sz w:val="21"/>
+        </w:rPr>
+        <w:t xml:space="preserve"> 取 A 队第一位，录分页也允许挑人）。于是比赛的一方可以自己录分、再自己撤销——不需要伪造比分，只要事后把记录抹掉，等级分照样回到从前。撤销与确认的分量也不对等：确认是</w:t>
       </w:r>
       <w:r>
         <w:rPr>
@@ -13308,46 +13436,95 @@
           <w:b/>
           <w:sz w:val="21"/>
         </w:rPr>
-        <w:t>乐观更新 + 串行队列</w:t>
-      </w:r>
-      <w:r>
-        <w:rPr>
-          <w:rFonts w:ascii="Times New Roman" w:hAnsi="Times New Roman" w:eastAsia="宋体"/>
-          <w:b w:val="0"/>
-          <w:sz w:val="21"/>
-        </w:rPr>
-        <w:t xml:space="preserve">，每球带客户端 </w:t>
-      </w:r>
-      <w:r>
-        <w:rPr>
-          <w:rFonts w:ascii="Consolas" w:hAnsi="Consolas" w:eastAsia="宋体"/>
-          <w:b w:val="0"/>
-          <w:color w:val="A31D1D"/>
-          <w:sz w:val="20"/>
-        </w:rPr>
-        <w:t>rallyId</w:t>
-      </w:r>
-      <w:r>
-        <w:rPr>
-          <w:rFonts w:ascii="Times New Roman" w:hAnsi="Times New Roman" w:eastAsia="宋体"/>
-          <w:b w:val="0"/>
-          <w:sz w:val="21"/>
-        </w:rPr>
-        <w:t xml:space="preserve"> 幂等，队列排空时才用服务端返回对账。</w:t>
+        <w:t>向前</w:t>
+      </w:r>
+      <w:r>
+        <w:rPr>
+          <w:rFonts w:ascii="Times New Roman" w:hAnsi="Times New Roman" w:eastAsia="宋体"/>
+          <w:b w:val="0"/>
+          <w:sz w:val="21"/>
+        </w:rPr>
+        <w:t>给成绩盖章，撤销是</w:t>
+      </w:r>
+      <w:r>
+        <w:rPr>
+          <w:rFonts w:ascii="Times New Roman" w:hAnsi="Times New Roman" w:eastAsia="宋体"/>
+          <w:b/>
+          <w:sz w:val="21"/>
+        </w:rPr>
+        <w:t>向后</w:t>
+      </w:r>
+      <w:r>
+        <w:rPr>
+          <w:rFonts w:ascii="Times New Roman" w:hAnsi="Times New Roman" w:eastAsia="宋体"/>
+          <w:b w:val="0"/>
+          <w:sz w:val="21"/>
+        </w:rPr>
+        <w:t>改写已经计入等级分与积分的账本。</w:t>
       </w:r>
     </w:p>
     <w:p>
       <w:pPr>
-        <w:spacing w:before="200" w:after="120"/>
+        <w:spacing w:after="80" w:line="300" w:lineRule="auto"/>
       </w:pPr>
       <w:r>
         <w:rPr>
-          <w:rFonts w:ascii="Times New Roman" w:hAnsi="Times New Roman" w:eastAsia="微软雅黑"/>
-          <w:b/>
-          <w:color w:val="1F4E79"/>
-          <w:sz w:val="23"/>
-        </w:rPr>
-        <w:t>10.4 验收</w:t>
+          <w:rFonts w:ascii="Times New Roman" w:hAnsi="Times New Roman" w:eastAsia="宋体"/>
+          <w:b w:val="0"/>
+          <w:sz w:val="21"/>
+        </w:rPr>
+        <w:t>改后：</w:t>
+      </w:r>
+      <w:r>
+        <w:rPr>
+          <w:rFonts w:ascii="Consolas" w:hAnsi="Consolas" w:eastAsia="宋体"/>
+          <w:b w:val="0"/>
+          <w:color w:val="A31D1D"/>
+          <w:sz w:val="20"/>
+        </w:rPr>
+        <w:t>canRevoke</w:t>
+      </w:r>
+      <w:r>
+        <w:rPr>
+          <w:rFonts w:ascii="Times New Roman" w:hAnsi="Times New Roman" w:eastAsia="宋体"/>
+          <w:b w:val="0"/>
+          <w:sz w:val="21"/>
+        </w:rPr>
+        <w:t xml:space="preserve"> 只认 </w:t>
+      </w:r>
+      <w:r>
+        <w:rPr>
+          <w:rFonts w:ascii="Consolas" w:hAnsi="Consolas" w:eastAsia="宋体"/>
+          <w:b w:val="0"/>
+          <w:color w:val="A31D1D"/>
+          <w:sz w:val="20"/>
+        </w:rPr>
+        <w:t>role &gt;= ROLE.ADMIN</w:t>
+      </w:r>
+      <w:r>
+        <w:rPr>
+          <w:rFonts w:ascii="Times New Roman" w:hAnsi="Times New Roman" w:eastAsia="宋体"/>
+          <w:b w:val="0"/>
+          <w:sz w:val="21"/>
+        </w:rPr>
+        <w:t>（</w:t>
+      </w:r>
+      <w:r>
+        <w:rPr>
+          <w:rFonts w:ascii="Consolas" w:hAnsi="Consolas" w:eastAsia="宋体"/>
+          <w:b w:val="0"/>
+          <w:color w:val="A31D1D"/>
+          <w:sz w:val="20"/>
+        </w:rPr>
+        <w:t>services/match-record.js</w:t>
+      </w:r>
+      <w:r>
+        <w:rPr>
+          <w:rFonts w:ascii="Times New Roman" w:hAnsi="Times New Roman" w:eastAsia="宋体"/>
+          <w:b w:val="0"/>
+          <w:sz w:val="21"/>
+        </w:rPr>
+        <w:t>），录入者、干事、裁判一律不放行。</w:t>
       </w:r>
     </w:p>
     <w:p>
@@ -13365,20 +13542,68 @@
       </w:r>
       <w:r>
         <w:rPr>
+          <w:rFonts w:ascii="Times New Roman" w:hAnsi="Times New Roman" w:eastAsia="宋体"/>
+          <w:b/>
+          <w:sz w:val="21"/>
+        </w:rPr>
+        <w:t>不受影响</w:t>
+      </w:r>
+      <w:r>
+        <w:rPr>
+          <w:rFonts w:ascii="Times New Roman" w:hAnsi="Times New Roman" w:eastAsia="宋体"/>
+          <w:b w:val="0"/>
+          <w:sz w:val="21"/>
+        </w:rPr>
+        <w:t>：</w:t>
+      </w:r>
+      <w:r>
+        <w:rPr>
+          <w:rFonts w:ascii="Times New Roman" w:hAnsi="Times New Roman" w:eastAsia="宋体"/>
+          <w:b/>
+          <w:sz w:val="21"/>
+        </w:rPr>
+        <w:t>驳回</w:t>
+      </w:r>
+      <w:r>
+        <w:rPr>
+          <w:rFonts w:ascii="Times New Roman" w:hAnsi="Times New Roman" w:eastAsia="宋体"/>
+          <w:b w:val="0"/>
+          <w:sz w:val="21"/>
+        </w:rPr>
+        <w:t>（</w:t>
+      </w:r>
+      <w:r>
+        <w:rPr>
           <w:rFonts w:ascii="Consolas" w:hAnsi="Consolas" w:eastAsia="宋体"/>
           <w:b w:val="0"/>
           <w:color w:val="A31D1D"/>
           <w:sz w:val="20"/>
         </w:rPr>
-        <w:t>npm run check:cloud-sync</w:t>
-      </w:r>
-      <w:r>
-        <w:rPr>
-          <w:rFonts w:ascii="Times New Roman" w:hAnsi="Times New Roman" w:eastAsia="宋体"/>
-          <w:b w:val="0"/>
-          <w:sz w:val="21"/>
-        </w:rPr>
-        <w:t xml:space="preserve"> → 云函数共享库已同步，共 28 个文件；</w:t>
+        <w:t>canConfirm</w:t>
+      </w:r>
+      <w:r>
+        <w:rPr>
+          <w:rFonts w:ascii="Times New Roman" w:hAnsi="Times New Roman" w:eastAsia="宋体"/>
+          <w:b w:val="0"/>
+          <w:sz w:val="21"/>
+        </w:rPr>
+        <w:t>）仍是「对手方 / 裁判 / 管理员」，它在比分</w:t>
+      </w:r>
+      <w:r>
+        <w:rPr>
+          <w:rFonts w:ascii="Times New Roman" w:hAnsi="Times New Roman" w:eastAsia="宋体"/>
+          <w:b/>
+          <w:sz w:val="21"/>
+        </w:rPr>
+        <w:t>生效之前</w:t>
+      </w:r>
+      <w:r>
+        <w:rPr>
+          <w:rFonts w:ascii="Times New Roman" w:hAnsi="Times New Roman" w:eastAsia="宋体"/>
+          <w:b w:val="0"/>
+          <w:sz w:val="21"/>
+        </w:rPr>
+        <w:t>，不涉及任何回滚——日常录错了走这条就够了；</w:t>
       </w:r>
     </w:p>
     <w:p>
@@ -13396,11 +13621,348 @@
       </w:r>
       <w:r>
         <w:rPr>
+          <w:rFonts w:ascii="Times New Roman" w:hAnsi="Times New Roman" w:eastAsia="宋体"/>
+          <w:b/>
+          <w:sz w:val="21"/>
+        </w:rPr>
+        <w:t>受影响</w:t>
+      </w:r>
+      <w:r>
+        <w:rPr>
+          <w:rFonts w:ascii="Times New Roman" w:hAnsi="Times New Roman" w:eastAsia="宋体"/>
+          <w:b w:val="0"/>
+          <w:sz w:val="21"/>
+        </w:rPr>
+        <w:t xml:space="preserve">：比赛页的「撤销」入口只对管理员显示；学院赛大场页的 </w:t>
+      </w:r>
+      <w:r>
+        <w:rPr>
           <w:rFonts w:ascii="Consolas" w:hAnsi="Consolas" w:eastAsia="宋体"/>
           <w:b w:val="0"/>
           <w:color w:val="A31D1D"/>
           <w:sz w:val="20"/>
         </w:rPr>
+        <w:t>canRevoke</w:t>
+      </w:r>
+      <w:r>
+        <w:rPr>
+          <w:rFonts w:ascii="Times New Roman" w:hAnsi="Times New Roman" w:eastAsia="宋体"/>
+          <w:b w:val="0"/>
+          <w:sz w:val="21"/>
+        </w:rPr>
+        <w:t xml:space="preserve"> 同源收窄；已指定裁判的场次，裁判也不再能撤销</w:t>
+      </w:r>
+      <w:r>
+        <w:rPr>
+          <w:rFonts w:ascii="Times New Roman" w:hAnsi="Times New Roman" w:eastAsia="宋体"/>
+          <w:b/>
+          <w:sz w:val="21"/>
+        </w:rPr>
+        <w:t>已生效</w:t>
+      </w:r>
+      <w:r>
+        <w:rPr>
+          <w:rFonts w:ascii="Times New Roman" w:hAnsi="Times New Roman" w:eastAsia="宋体"/>
+          <w:b w:val="0"/>
+          <w:sz w:val="21"/>
+        </w:rPr>
+        <w:t>的成绩（他仍然能录分、确认、驳回）。</w:t>
+      </w:r>
+    </w:p>
+    <w:p>
+      <w:pPr>
+        <w:spacing w:after="80" w:line="300" w:lineRule="auto"/>
+      </w:pPr>
+      <w:r>
+        <w:rPr>
+          <w:rFonts w:ascii="Times New Roman" w:hAnsi="Times New Roman" w:eastAsia="宋体"/>
+          <w:b w:val="0"/>
+          <w:sz w:val="21"/>
+        </w:rPr>
+        <w:t>改动落在：</w:t>
+      </w:r>
+      <w:r>
+        <w:rPr>
+          <w:rFonts w:ascii="Consolas" w:hAnsi="Consolas" w:eastAsia="宋体"/>
+          <w:b w:val="0"/>
+          <w:color w:val="A31D1D"/>
+          <w:sz w:val="20"/>
+        </w:rPr>
+        <w:t>services/match-record.js</w:t>
+      </w:r>
+      <w:r>
+        <w:rPr>
+          <w:rFonts w:ascii="Times New Roman" w:hAnsi="Times New Roman" w:eastAsia="宋体"/>
+          <w:b w:val="0"/>
+          <w:sz w:val="21"/>
+        </w:rPr>
+        <w:t>（判定）、</w:t>
+      </w:r>
+      <w:r>
+        <w:rPr>
+          <w:rFonts w:ascii="Consolas" w:hAnsi="Consolas" w:eastAsia="宋体"/>
+          <w:b w:val="0"/>
+          <w:color w:val="A31D1D"/>
+          <w:sz w:val="20"/>
+        </w:rPr>
+        <w:t>services/mock.js</w:t>
+      </w:r>
+      <w:r>
+        <w:rPr>
+          <w:rFonts w:ascii="Times New Roman" w:hAnsi="Times New Roman" w:eastAsia="宋体"/>
+          <w:b w:val="0"/>
+          <w:sz w:val="21"/>
+        </w:rPr>
+        <w:t xml:space="preserve"> + </w:t>
+      </w:r>
+      <w:r>
+        <w:rPr>
+          <w:rFonts w:ascii="Consolas" w:hAnsi="Consolas" w:eastAsia="宋体"/>
+          <w:b w:val="0"/>
+          <w:color w:val="A31D1D"/>
+          <w:sz w:val="20"/>
+        </w:rPr>
+        <w:t>src/core/match-handlers.js</w:t>
+      </w:r>
+      <w:r>
+        <w:rPr>
+          <w:rFonts w:ascii="Times New Roman" w:hAnsi="Times New Roman" w:eastAsia="宋体"/>
+          <w:b w:val="0"/>
+          <w:sz w:val="21"/>
+        </w:rPr>
+        <w:t>（写入端文案与注释）、</w:t>
+      </w:r>
+      <w:r>
+        <w:rPr>
+          <w:rFonts w:ascii="Consolas" w:hAnsi="Consolas" w:eastAsia="宋体"/>
+          <w:b w:val="0"/>
+          <w:color w:val="A31D1D"/>
+          <w:sz w:val="20"/>
+        </w:rPr>
+        <w:t>tests/{match-record,match-view,datasource,cloud-auth,page}.test.js</w:t>
+      </w:r>
+      <w:r>
+        <w:rPr>
+          <w:rFonts w:ascii="Times New Roman" w:hAnsi="Times New Roman" w:eastAsia="宋体"/>
+          <w:b w:val="0"/>
+          <w:sz w:val="21"/>
+        </w:rPr>
+        <w:t xml:space="preserve">。镜像随 </w:t>
+      </w:r>
+      <w:r>
+        <w:rPr>
+          <w:rFonts w:ascii="Consolas" w:hAnsi="Consolas" w:eastAsia="宋体"/>
+          <w:b w:val="0"/>
+          <w:color w:val="A31D1D"/>
+          <w:sz w:val="20"/>
+        </w:rPr>
+        <w:t>npm run sync:cloud</w:t>
+      </w:r>
+      <w:r>
+        <w:rPr>
+          <w:rFonts w:ascii="Times New Roman" w:hAnsi="Times New Roman" w:eastAsia="宋体"/>
+          <w:b w:val="0"/>
+          <w:sz w:val="21"/>
+        </w:rPr>
+        <w:t xml:space="preserve"> 同步，云端与本地同一条规则。</w:t>
+      </w:r>
+    </w:p>
+    <w:p>
+      <w:pPr>
+        <w:spacing w:after="80" w:line="300" w:lineRule="auto"/>
+      </w:pPr>
+      <w:r>
+        <w:rPr>
+          <w:rFonts w:ascii="Times New Roman" w:hAnsi="Times New Roman" w:eastAsia="宋体"/>
+          <w:b w:val="0"/>
+          <w:sz w:val="21"/>
+        </w:rPr>
+        <w:t xml:space="preserve">其余口径与方案一致，含：每球写不触发 </w:t>
+      </w:r>
+      <w:r>
+        <w:rPr>
+          <w:rFonts w:ascii="Consolas" w:hAnsi="Consolas" w:eastAsia="宋体"/>
+          <w:b w:val="0"/>
+          <w:color w:val="A31D1D"/>
+          <w:sz w:val="20"/>
+        </w:rPr>
+        <w:t>bumpSeason</w:t>
+      </w:r>
+      <w:r>
+        <w:rPr>
+          <w:rFonts w:ascii="Times New Roman" w:hAnsi="Times New Roman" w:eastAsia="宋体"/>
+          <w:b w:val="0"/>
+          <w:sz w:val="21"/>
+        </w:rPr>
+        <w:t xml:space="preserve">（只有定稿才走 </w:t>
+      </w:r>
+      <w:r>
+        <w:rPr>
+          <w:rFonts w:ascii="Consolas" w:hAnsi="Consolas" w:eastAsia="宋体"/>
+          <w:b w:val="0"/>
+          <w:color w:val="A31D1D"/>
+          <w:sz w:val="20"/>
+        </w:rPr>
+        <w:t>submitMatch → confirmMatch</w:t>
+      </w:r>
+      <w:r>
+        <w:rPr>
+          <w:rFonts w:ascii="Times New Roman" w:hAnsi="Times New Roman" w:eastAsia="宋体"/>
+          <w:b w:val="0"/>
+          <w:sz w:val="21"/>
+        </w:rPr>
+        <w:t>）、</w:t>
+      </w:r>
+      <w:r>
+        <w:rPr>
+          <w:rFonts w:ascii="Consolas" w:hAnsi="Consolas" w:eastAsia="宋体"/>
+          <w:b w:val="0"/>
+          <w:color w:val="A31D1D"/>
+          <w:sz w:val="20"/>
+        </w:rPr>
+        <w:t>setInterval</w:t>
+      </w:r>
+      <w:r>
+        <w:rPr>
+          <w:rFonts w:ascii="Times New Roman" w:hAnsi="Times New Roman" w:eastAsia="宋体"/>
+          <w:b w:val="0"/>
+          <w:sz w:val="21"/>
+        </w:rPr>
+        <w:t xml:space="preserve"> 只在 </w:t>
+      </w:r>
+      <w:r>
+        <w:rPr>
+          <w:rFonts w:ascii="Consolas" w:hAnsi="Consolas" w:eastAsia="宋体"/>
+          <w:b w:val="0"/>
+          <w:color w:val="A31D1D"/>
+          <w:sz w:val="20"/>
+        </w:rPr>
+        <w:t>live-watch.js</w:t>
+      </w:r>
+      <w:r>
+        <w:rPr>
+          <w:rFonts w:ascii="Times New Roman" w:hAnsi="Times New Roman" w:eastAsia="宋体"/>
+          <w:b w:val="0"/>
+          <w:sz w:val="21"/>
+        </w:rPr>
+        <w:t xml:space="preserve">、横屏只写在 </w:t>
+      </w:r>
+      <w:r>
+        <w:rPr>
+          <w:rFonts w:ascii="Consolas" w:hAnsi="Consolas" w:eastAsia="宋体"/>
+          <w:b w:val="0"/>
+          <w:color w:val="A31D1D"/>
+          <w:sz w:val="20"/>
+        </w:rPr>
+        <w:t>pages/live-score/live-score.json</w:t>
+      </w:r>
+      <w:r>
+        <w:rPr>
+          <w:rFonts w:ascii="Times New Roman" w:hAnsi="Times New Roman" w:eastAsia="宋体"/>
+          <w:b w:val="0"/>
+          <w:sz w:val="21"/>
+        </w:rPr>
+        <w:t>、Q5 裁判兼参赛在界面上给「兼参赛」提示。计分台页面侧另定了一条方案未写的交互口径：</w:t>
+      </w:r>
+      <w:r>
+        <w:rPr>
+          <w:rFonts w:ascii="Times New Roman" w:hAnsi="Times New Roman" w:eastAsia="宋体"/>
+          <w:b/>
+          <w:sz w:val="21"/>
+        </w:rPr>
+        <w:t>乐观更新 + 串行队列</w:t>
+      </w:r>
+      <w:r>
+        <w:rPr>
+          <w:rFonts w:ascii="Times New Roman" w:hAnsi="Times New Roman" w:eastAsia="宋体"/>
+          <w:b w:val="0"/>
+          <w:sz w:val="21"/>
+        </w:rPr>
+        <w:t xml:space="preserve">，每球带客户端 </w:t>
+      </w:r>
+      <w:r>
+        <w:rPr>
+          <w:rFonts w:ascii="Consolas" w:hAnsi="Consolas" w:eastAsia="宋体"/>
+          <w:b w:val="0"/>
+          <w:color w:val="A31D1D"/>
+          <w:sz w:val="20"/>
+        </w:rPr>
+        <w:t>rallyId</w:t>
+      </w:r>
+      <w:r>
+        <w:rPr>
+          <w:rFonts w:ascii="Times New Roman" w:hAnsi="Times New Roman" w:eastAsia="宋体"/>
+          <w:b w:val="0"/>
+          <w:sz w:val="21"/>
+        </w:rPr>
+        <w:t xml:space="preserve"> 幂等，队列排空时才用服务端返回对账。</w:t>
+      </w:r>
+    </w:p>
+    <w:p>
+      <w:pPr>
+        <w:spacing w:before="200" w:after="120"/>
+      </w:pPr>
+      <w:r>
+        <w:rPr>
+          <w:rFonts w:ascii="Times New Roman" w:hAnsi="Times New Roman" w:eastAsia="微软雅黑"/>
+          <w:b/>
+          <w:color w:val="1F4E79"/>
+          <w:sz w:val="23"/>
+        </w:rPr>
+        <w:t>10.4 验收</w:t>
+      </w:r>
+    </w:p>
+    <w:p>
+      <w:pPr>
+        <w:spacing w:after="40" w:line="300" w:lineRule="auto"/>
+        <w:ind w:left="425" w:hanging="227"/>
+      </w:pPr>
+      <w:r>
+        <w:rPr>
+          <w:rFonts w:ascii="Times New Roman" w:hAnsi="Times New Roman" w:eastAsia="宋体"/>
+          <w:b w:val="0"/>
+          <w:sz w:val="21"/>
+        </w:rPr>
+        <w:t xml:space="preserve">• </w:t>
+      </w:r>
+      <w:r>
+        <w:rPr>
+          <w:rFonts w:ascii="Consolas" w:hAnsi="Consolas" w:eastAsia="宋体"/>
+          <w:b w:val="0"/>
+          <w:color w:val="A31D1D"/>
+          <w:sz w:val="20"/>
+        </w:rPr>
+        <w:t>npm run check:cloud-sync</w:t>
+      </w:r>
+      <w:r>
+        <w:rPr>
+          <w:rFonts w:ascii="Times New Roman" w:hAnsi="Times New Roman" w:eastAsia="宋体"/>
+          <w:b w:val="0"/>
+          <w:sz w:val="21"/>
+        </w:rPr>
+        <w:t xml:space="preserve"> → 云函数共享库已同步，共 28 个文件；</w:t>
+      </w:r>
+    </w:p>
+    <w:p>
+      <w:pPr>
+        <w:spacing w:after="40" w:line="300" w:lineRule="auto"/>
+        <w:ind w:left="425" w:hanging="227"/>
+      </w:pPr>
+      <w:r>
+        <w:rPr>
+          <w:rFonts w:ascii="Times New Roman" w:hAnsi="Times New Roman" w:eastAsia="宋体"/>
+          <w:b w:val="0"/>
+          <w:sz w:val="21"/>
+        </w:rPr>
+        <w:t xml:space="preserve">• </w:t>
+      </w:r>
+      <w:r>
+        <w:rPr>
+          <w:rFonts w:ascii="Consolas" w:hAnsi="Consolas" w:eastAsia="宋体"/>
+          <w:b w:val="0"/>
+          <w:color w:val="A31D1D"/>
+          <w:sz w:val="20"/>
+        </w:rPr>
         <w:t>npm test</w:t>
       </w:r>
       <w:r>
@@ -13417,7 +13979,7 @@
           <w:b/>
           <w:sz w:val="21"/>
         </w:rPr>
-        <w:t>1820 pass / 0 fail</w:t>
+        <w:t>1834 pass / 0 fail</w:t>
       </w:r>
       <w:r>
         <w:rPr>
